--- a/PDF Exporter/PDF Exporter iLogic.docx
+++ b/PDF Exporter/PDF Exporter iLogic.docx
@@ -581,6 +581,102 @@
           <w:lang w:val="en-US"/>
         </w:rPr>
         <w:t xml:space="preserve"> cancel the export.</w:t>
+      </w:r>
+    </w:p>
+    <w:p>
+      <w:pPr>
+        <w:jc w:val="center"/>
+        <w:rPr>
+          <w:lang w:val="en-US"/>
+        </w:rPr>
+      </w:pPr>
+      <w:r>
+        <w:rPr>
+          <w:noProof/>
+        </w:rPr>
+        <w:drawing>
+          <wp:inline distT="0" distB="0" distL="0" distR="0" wp14:anchorId="297A19F4" wp14:editId="571313F5">
+            <wp:extent cx="4858603" cy="2875544"/>
+            <wp:effectExtent l="0" t="0" r="0" b="1270"/>
+            <wp:docPr id="743170894" name="Picture 1" descr="A screenshot of a computer&#10;&#10;Description automatically generated"/>
+            <wp:cNvGraphicFramePr>
+              <a:graphicFrameLocks xmlns:a="http://schemas.openxmlformats.org/drawingml/2006/main" noChangeAspect="1"/>
+            </wp:cNvGraphicFramePr>
+            <a:graphic xmlns:a="http://schemas.openxmlformats.org/drawingml/2006/main">
+              <a:graphicData uri="http://schemas.openxmlformats.org/drawingml/2006/picture">
+                <pic:pic xmlns:pic="http://schemas.openxmlformats.org/drawingml/2006/picture">
+                  <pic:nvPicPr>
+                    <pic:cNvPr id="743170894" name="Picture 1" descr="A screenshot of a computer&#10;&#10;Description automatically generated"/>
+                    <pic:cNvPicPr/>
+                  </pic:nvPicPr>
+                  <pic:blipFill>
+                    <a:blip r:embed="rId11"/>
+                    <a:stretch>
+                      <a:fillRect/>
+                    </a:stretch>
+                  </pic:blipFill>
+                  <pic:spPr>
+                    <a:xfrm>
+                      <a:off x="0" y="0"/>
+                      <a:ext cx="4862924" cy="2878101"/>
+                    </a:xfrm>
+                    <a:prstGeom prst="rect">
+                      <a:avLst/>
+                    </a:prstGeom>
+                  </pic:spPr>
+                </pic:pic>
+              </a:graphicData>
+            </a:graphic>
+          </wp:inline>
+        </w:drawing>
+      </w:r>
+    </w:p>
+    <w:p>
+      <w:pPr>
+        <w:jc w:val="center"/>
+        <w:rPr>
+          <w:lang w:val="en-US"/>
+        </w:rPr>
+      </w:pPr>
+      <w:r>
+        <w:rPr>
+          <w:noProof/>
+        </w:rPr>
+        <w:drawing>
+          <wp:inline distT="0" distB="0" distL="0" distR="0" wp14:anchorId="7FBFF2FC" wp14:editId="0D905DEB">
+            <wp:extent cx="5022376" cy="2976367"/>
+            <wp:effectExtent l="0" t="0" r="6985" b="0"/>
+            <wp:docPr id="165523882" name="Picture 1" descr="A screenshot of a computer&#10;&#10;Description automatically generated"/>
+            <wp:cNvGraphicFramePr>
+              <a:graphicFrameLocks xmlns:a="http://schemas.openxmlformats.org/drawingml/2006/main" noChangeAspect="1"/>
+            </wp:cNvGraphicFramePr>
+            <a:graphic xmlns:a="http://schemas.openxmlformats.org/drawingml/2006/main">
+              <a:graphicData uri="http://schemas.openxmlformats.org/drawingml/2006/picture">
+                <pic:pic xmlns:pic="http://schemas.openxmlformats.org/drawingml/2006/picture">
+                  <pic:nvPicPr>
+                    <pic:cNvPr id="165523882" name="Picture 1" descr="A screenshot of a computer&#10;&#10;Description automatically generated"/>
+                    <pic:cNvPicPr/>
+                  </pic:nvPicPr>
+                  <pic:blipFill>
+                    <a:blip r:embed="rId12"/>
+                    <a:stretch>
+                      <a:fillRect/>
+                    </a:stretch>
+                  </pic:blipFill>
+                  <pic:spPr>
+                    <a:xfrm>
+                      <a:off x="0" y="0"/>
+                      <a:ext cx="5027076" cy="2979152"/>
+                    </a:xfrm>
+                    <a:prstGeom prst="rect">
+                      <a:avLst/>
+                    </a:prstGeom>
+                  </pic:spPr>
+                </pic:pic>
+              </a:graphicData>
+            </a:graphic>
+          </wp:inline>
+        </w:drawing>
       </w:r>
     </w:p>
     <w:sectPr>
